--- a/Info/Eye Diagrams Overview.docx
+++ b/Info/Eye Diagrams Overview.docx
@@ -21,6 +21,7 @@
     </w:p>
     <w:p>
       <w:pPr>
+        <w:jc w:val="both"/>
         <w:rPr>
           <w:rFonts w:ascii="Arial" w:hAnsi="Arial" w:cs="Arial"/>
           <w:sz w:val="36"/>
@@ -34,16 +35,10 @@
           <w:szCs w:val="36"/>
         </w:rPr>
         <w:drawing>
-          <wp:inline distT="0" distB="0" distL="0" distR="0" wp14:anchorId="75839665" wp14:editId="69032C74">
-            <wp:extent cx="5943600" cy="5230495"/>
-            <wp:effectExtent l="0" t="0" r="0" b="8255"/>
-            <wp:docPr id="5" name="Picture 4">
-              <a:extLst xmlns:a="http://schemas.openxmlformats.org/drawingml/2006/main">
-                <a:ext uri="{FF2B5EF4-FFF2-40B4-BE49-F238E27FC236}">
-                  <a16:creationId xmlns:a16="http://schemas.microsoft.com/office/drawing/2014/main" id="{CEBB951A-323E-9415-A691-E196E5084226}"/>
-                </a:ext>
-              </a:extLst>
-            </wp:docPr>
+          <wp:inline distT="0" distB="0" distL="0" distR="0" wp14:anchorId="4ECFDB66" wp14:editId="4295681D">
+            <wp:extent cx="5943600" cy="4570095"/>
+            <wp:effectExtent l="0" t="0" r="0" b="1905"/>
+            <wp:docPr id="717251174" name="Picture 1"/>
             <wp:cNvGraphicFramePr>
               <a:graphicFrameLocks xmlns:a="http://schemas.openxmlformats.org/drawingml/2006/main" noChangeAspect="1"/>
             </wp:cNvGraphicFramePr>
@@ -51,25 +46,11 @@
               <a:graphicData uri="http://schemas.openxmlformats.org/drawingml/2006/picture">
                 <pic:pic xmlns:pic="http://schemas.openxmlformats.org/drawingml/2006/picture">
                   <pic:nvPicPr>
-                    <pic:cNvPr id="5" name="Picture 4">
-                      <a:extLst>
-                        <a:ext uri="{FF2B5EF4-FFF2-40B4-BE49-F238E27FC236}">
-                          <a16:creationId xmlns:a16="http://schemas.microsoft.com/office/drawing/2014/main" id="{CEBB951A-323E-9415-A691-E196E5084226}"/>
-                        </a:ext>
-                      </a:extLst>
-                    </pic:cNvPr>
-                    <pic:cNvPicPr>
-                      <a:picLocks noChangeAspect="1"/>
-                    </pic:cNvPicPr>
+                    <pic:cNvPr id="717251174" name=""/>
+                    <pic:cNvPicPr/>
                   </pic:nvPicPr>
                   <pic:blipFill>
-                    <a:blip r:embed="rId5">
-                      <a:extLst>
-                        <a:ext uri="{28A0092B-C50C-407E-A947-70E740481C1C}">
-                          <a14:useLocalDpi xmlns:a14="http://schemas.microsoft.com/office/drawing/2010/main" val="0"/>
-                        </a:ext>
-                      </a:extLst>
-                    </a:blip>
+                    <a:blip r:embed="rId5"/>
                     <a:stretch>
                       <a:fillRect/>
                     </a:stretch>
@@ -77,7 +58,7 @@
                   <pic:spPr>
                     <a:xfrm>
                       <a:off x="0" y="0"/>
-                      <a:ext cx="5943600" cy="5230495"/>
+                      <a:ext cx="5943600" cy="4570095"/>
                     </a:xfrm>
                     <a:prstGeom prst="rect">
                       <a:avLst/>
@@ -95,25 +76,39 @@
           <w:sz w:val="36"/>
           <w:szCs w:val="36"/>
         </w:rPr>
-        <w:t xml:space="preserve">The project structure includes a single </w:t>
+        <w:t>The project structure includes a single Jupyer notebook for the end user that calls code in</w:t>
       </w:r>
-      <w:proofErr w:type="spellStart"/>
       <w:r>
         <w:rPr>
           <w:rFonts w:ascii="Arial" w:hAnsi="Arial" w:cs="Arial"/>
           <w:sz w:val="36"/>
           <w:szCs w:val="36"/>
         </w:rPr>
-        <w:t>Jupyer</w:t>
+        <w:t xml:space="preserve"> four</w:t>
       </w:r>
-      <w:proofErr w:type="spellEnd"/>
       <w:r>
         <w:rPr>
           <w:rFonts w:ascii="Arial" w:hAnsi="Arial" w:cs="Arial"/>
           <w:sz w:val="36"/>
           <w:szCs w:val="36"/>
         </w:rPr>
-        <w:t xml:space="preserve"> notebook for the end user that calls code in other notebooks as needed to generate interactive plots.</w:t>
+        <w:t xml:space="preserve"> other notebooks as needed to </w:t>
+      </w:r>
+      <w:r>
+        <w:rPr>
+          <w:rFonts w:ascii="Arial" w:hAnsi="Arial" w:cs="Arial"/>
+          <w:sz w:val="36"/>
+          <w:szCs w:val="36"/>
+        </w:rPr>
+        <w:t xml:space="preserve">load modules and </w:t>
+      </w:r>
+      <w:r>
+        <w:rPr>
+          <w:rFonts w:ascii="Arial" w:hAnsi="Arial" w:cs="Arial"/>
+          <w:sz w:val="36"/>
+          <w:szCs w:val="36"/>
+        </w:rPr>
+        <w:t>generate interactive plots.</w:t>
       </w:r>
     </w:p>
     <w:p>
@@ -136,6 +131,7 @@
       <w:r>
         <w:rPr>
           <w:rFonts w:ascii="Arial" w:hAnsi="Arial" w:cs="Arial"/>
+          <w:noProof/>
           <w:sz w:val="36"/>
           <w:szCs w:val="36"/>
         </w:rPr>
@@ -193,6 +189,7 @@
     </w:p>
     <w:p>
       <w:pPr>
+        <w:jc w:val="both"/>
         <w:rPr>
           <w:rFonts w:ascii="Arial" w:hAnsi="Arial" w:cs="Arial"/>
           <w:sz w:val="36"/>
@@ -231,6 +228,33 @@
         </w:rPr>
         <w:t>that includes the Panel package, the NumPy numerical package, and the Bokeh plotting package.</w:t>
       </w:r>
+    </w:p>
+    <w:p>
+      <w:pPr>
+        <w:rPr>
+          <w:rFonts w:ascii="Arial" w:hAnsi="Arial" w:cs="Arial"/>
+          <w:sz w:val="36"/>
+          <w:szCs w:val="36"/>
+        </w:rPr>
+      </w:pPr>
+      <w:r>
+        <w:rPr>
+          <w:rFonts w:ascii="Arial" w:hAnsi="Arial" w:cs="Arial"/>
+          <w:sz w:val="36"/>
+          <w:szCs w:val="36"/>
+        </w:rPr>
+        <w:br w:type="page"/>
+      </w:r>
+    </w:p>
+    <w:p>
+      <w:pPr>
+        <w:jc w:val="both"/>
+        <w:rPr>
+          <w:rFonts w:ascii="Arial" w:hAnsi="Arial" w:cs="Arial"/>
+          <w:sz w:val="36"/>
+          <w:szCs w:val="36"/>
+        </w:rPr>
+      </w:pPr>
     </w:p>
     <w:p>
       <w:pPr>
@@ -976,6 +1000,7 @@
   <w:style w:type="character" w:default="1" w:styleId="DefaultParagraphFont">
     <w:name w:val="Default Paragraph Font"/>
     <w:uiPriority w:val="1"/>
+    <w:semiHidden/>
     <w:unhideWhenUsed/>
   </w:style>
   <w:style w:type="table" w:default="1" w:styleId="TableNormal">
